--- a/samples/zhaloba_rpn.docx
+++ b/samples/zhaloba_rpn.docx
@@ -126,7 +126,7 @@
           <w:b w:val="0"/>
           <w:sz w:val="24"/>
         </w:rPr>
-        <w:t>Обстоятельства: 12.08.2026 купил смартфон за 24 990 руб. Через неделю он перестал заряжаться</w:t>
+        <w:t>Обстоятельства: 12.08.2026 купил смартфон за 24 990 руб. Через неделю он перестал заряжаться.</w:t>
       </w:r>
     </w:p>
     <w:p>
@@ -141,7 +141,7 @@
           <w:b w:val="0"/>
           <w:sz w:val="24"/>
         </w:rPr>
-        <w:t>14.09.2026 я направил(а) в адрес ООО «Техномаркет» претензию с требованиями, основанными на Законе РФ от 07.02.1992 № 2300-1 «О защите прав потребителей». Установленный Законом срок истёк, ответ не получен, требования не удовлетворены.</w:t>
+        <w:t>15.09.2026 в адрес ООО «Техномаркет» мной была направлена претензия с требованиями, основанными на Законе РФ от 07.02.1992 № 2300-1 «О защите прав потребителей». Установленный Законом срок истёк, ответ не получен, требования не удовлетворены.</w:t>
       </w:r>
     </w:p>
     <w:p>
@@ -224,7 +224,7 @@
           <w:b w:val="0"/>
           <w:sz w:val="24"/>
         </w:rPr>
-        <w:t>1. Копия претензии от 14.09.2026 и доказательство её отправки.</w:t>
+        <w:t>1. Копия претензии от 15.09.2026 и доказательство её отправки.</w:t>
       </w:r>
     </w:p>
     <w:p>
@@ -266,7 +266,7 @@
           <w:b w:val="0"/>
           <w:sz w:val="24"/>
         </w:rPr>
-        <w:t>29.09.2026</w:t>
+        <w:t>30.09.2026</w:t>
         <w:tab/>
         <w:t>____________ / Иванов И. И.</w:t>
       </w:r>

--- a/samples/zhaloba_rpn.docx
+++ b/samples/zhaloba_rpn.docx
@@ -73,6 +73,7 @@
     </w:p>
     <w:p>
       <w:pPr>
+        <w:keepNext/>
         <w:spacing w:before="280"/>
         <w:jc w:val="center"/>
       </w:pPr>
@@ -87,6 +88,7 @@
     </w:p>
     <w:p>
       <w:pPr>
+        <w:keepNext/>
         <w:spacing w:after="120"/>
         <w:jc w:val="center"/>
       </w:pPr>
@@ -202,6 +204,7 @@
     </w:p>
     <w:p>
       <w:pPr>
+        <w:keepNext/>
         <w:spacing w:before="160"/>
         <w:jc w:val="both"/>
       </w:pPr>
@@ -242,6 +245,7 @@
     </w:p>
     <w:p>
       <w:pPr>
+        <w:keepNext/>
         <w:jc w:val="both"/>
       </w:pPr>
       <w:r>
@@ -667,11 +671,13 @@
     <w:qFormat/>
     <w:rsid w:val="00FC693F"/>
     <w:pPr>
+      <w:widowControl/>
       <w:spacing w:after="0" w:before="0" w:line="276" w:lineRule="auto"/>
     </w:pPr>
     <w:rPr>
       <w:rFonts w:ascii="Times New Roman" w:hAnsi="Times New Roman"/>
       <w:sz w:val="24"/>
+      <w:lang w:val="ru-RU" w:eastAsia="ru-RU" w:bidi="ru-RU"/>
     </w:rPr>
   </w:style>
   <w:style w:type="paragraph" w:styleId="Header">
